--- a/Регистры.docx
+++ b/Регистры.docx
@@ -556,9 +556,32 @@
     <w:p>
       <w:pPr>
         <w:ind w:left="360"/>
+        <w:rPr>
+          <w:lang w:val="en-US"/>
+        </w:rPr>
       </w:pPr>
       <w:r>
         <w:t>Число 35 записываем в виде кода 00100011</w:t>
+      </w:r>
+    </w:p>
+    <w:p>
+      <w:pPr>
+        <w:pStyle w:val="a7"/>
+        <w:numPr>
+          <w:ilvl w:val="0"/>
+          <w:numId w:val="1"/>
+        </w:numPr>
+      </w:pPr>
+      <w:r>
+        <w:t>Параллельно-последовательный регистр</w:t>
+      </w:r>
+    </w:p>
+    <w:p>
+      <w:pPr>
+        <w:ind w:left="360"/>
+      </w:pPr>
+      <w:r>
+        <w:t>Входной параллельный код – 0100011 (число 35), выходной последовательный код – 0100011-0</w:t>
       </w:r>
       <w:bookmarkStart w:id="0" w:name="_GoBack"/>
       <w:bookmarkEnd w:id="0"/>
